--- a/Assignment 3_Ron Person.docx
+++ b/Assignment 3_Ron Person.docx
@@ -44,6 +44,12 @@
         <w:t>Temperature Converter</w:t>
       </w:r>
       <w:r>
+        <w:t xml:space="preserve"> </w:t>
+      </w:r>
+      <w:r>
+        <w:t>pt2</w:t>
+      </w:r>
+      <w:r>
         <w:br/>
       </w:r>
       <w:r>
@@ -56,14 +62,9 @@
       <w:r>
         <w:t> </w:t>
       </w:r>
-      <w:hyperlink r:id="rId5" w:history="1">
-        <w:r>
-          <w:rPr>
-            <w:rStyle w:val="Hyperlink"/>
-          </w:rPr>
-          <w:t>https://github.com/RonaldJPerson/Project-103</w:t>
-        </w:r>
-      </w:hyperlink>
+      <w:r>
+        <w:t>https://github.com/RonaldJPerson/Project-103/tree/main/Assignment%203</w:t>
+      </w:r>
     </w:p>
     <w:p>
       <w:pPr>
@@ -80,18 +81,16 @@
         <w:t>Screenshot</w:t>
       </w:r>
     </w:p>
-    <w:p/>
-    <w:p/>
     <w:p>
       <w:r>
         <w:rPr>
           <w:noProof/>
         </w:rPr>
         <w:drawing>
-          <wp:inline distT="0" distB="0" distL="0" distR="0" wp14:anchorId="0E776C75" wp14:editId="5615FEAB">
-            <wp:extent cx="5939155" cy="3929380"/>
-            <wp:effectExtent l="0" t="0" r="4445" b="0"/>
-            <wp:docPr id="523802810" name="Picture 1"/>
+          <wp:inline distT="0" distB="0" distL="0" distR="0" wp14:anchorId="34F8CC50" wp14:editId="7DA2E370">
+            <wp:extent cx="5943600" cy="3057525"/>
+            <wp:effectExtent l="0" t="0" r="0" b="9525"/>
+            <wp:docPr id="207568490" name="Picture 1"/>
             <wp:cNvGraphicFramePr>
               <a:graphicFrameLocks xmlns:a="http://schemas.openxmlformats.org/drawingml/2006/main" noChangeAspect="1"/>
             </wp:cNvGraphicFramePr>
@@ -105,7 +104,7 @@
                     </pic:cNvPicPr>
                   </pic:nvPicPr>
                   <pic:blipFill>
-                    <a:blip r:embed="rId6">
+                    <a:blip r:embed="rId5" cstate="print">
                       <a:extLst>
                         <a:ext uri="{28A0092B-C50C-407E-A947-70E740481C1C}">
                           <a14:useLocalDpi xmlns:a14="http://schemas.microsoft.com/office/drawing/2010/main" val="0"/>
@@ -120,7 +119,7 @@
                   <pic:spPr bwMode="auto">
                     <a:xfrm>
                       <a:off x="0" y="0"/>
-                      <a:ext cx="5939155" cy="3929380"/>
+                      <a:ext cx="5943600" cy="3057525"/>
                     </a:xfrm>
                     <a:prstGeom prst="rect">
                       <a:avLst/>
@@ -137,6 +136,8 @@
         </w:drawing>
       </w:r>
     </w:p>
+    <w:p/>
+    <w:p/>
     <w:p>
       <w:r>
         <w:t>Summary of edits</w:t>
@@ -149,38 +150,41 @@
           <w:ilvl w:val="0"/>
           <w:numId w:val="4"/>
         </w:numPr>
-        <w:shd w:val="clear" w:color="auto" w:fill="FFFFFF"/>
-        <w:spacing w:before="180" w:beforeAutospacing="0" w:after="180" w:afterAutospacing="0"/>
         <w:rPr>
-          <w:rFonts w:ascii="Lato" w:hAnsi="Lato"/>
+          <w:rFonts w:ascii="Lato" w:eastAsiaTheme="majorEastAsia" w:hAnsi="Lato"/>
+          <w:b/>
+          <w:bCs/>
           <w:color w:val="273540"/>
         </w:rPr>
       </w:pPr>
       <w:r>
         <w:rPr>
-          <w:rStyle w:val="Strong"/>
           <w:rFonts w:ascii="Lato" w:eastAsiaTheme="majorEastAsia" w:hAnsi="Lato"/>
+          <w:b/>
+          <w:bCs/>
           <w:color w:val="273540"/>
         </w:rPr>
-        <w:t xml:space="preserve">Create </w:t>
+        <w:t>Create a function called </w:t>
       </w:r>
-      <w:proofErr w:type="gramStart"/>
+      <w:proofErr w:type="spellStart"/>
       <w:r>
         <w:rPr>
-          <w:rStyle w:val="Strong"/>
           <w:rFonts w:ascii="Lato" w:eastAsiaTheme="majorEastAsia" w:hAnsi="Lato"/>
+          <w:b/>
+          <w:bCs/>
           <w:color w:val="273540"/>
         </w:rPr>
-        <w:t>a HTML</w:t>
+        <w:t>convertTemperature</w:t>
       </w:r>
-      <w:proofErr w:type="gramEnd"/>
+      <w:proofErr w:type="spellEnd"/>
       <w:r>
         <w:rPr>
-          <w:rStyle w:val="Strong"/>
           <w:rFonts w:ascii="Lato" w:eastAsiaTheme="majorEastAsia" w:hAnsi="Lato"/>
+          <w:b/>
+          <w:bCs/>
           <w:color w:val="273540"/>
         </w:rPr>
-        <w:t xml:space="preserve"> file: assignment2.html</w:t>
+        <w:t>.</w:t>
       </w:r>
     </w:p>
     <w:p>
@@ -190,31 +194,22 @@
           <w:ilvl w:val="0"/>
           <w:numId w:val="4"/>
         </w:numPr>
-        <w:shd w:val="clear" w:color="auto" w:fill="FFFFFF"/>
-        <w:spacing w:before="180" w:beforeAutospacing="0" w:after="180" w:afterAutospacing="0"/>
         <w:rPr>
-          <w:rFonts w:ascii="Lato" w:hAnsi="Lato"/>
+          <w:rFonts w:ascii="Lato" w:eastAsiaTheme="majorEastAsia" w:hAnsi="Lato"/>
+          <w:b/>
+          <w:bCs/>
           <w:color w:val="273540"/>
         </w:rPr>
       </w:pPr>
       <w:r>
         <w:rPr>
-          <w:rStyle w:val="Strong"/>
           <w:rFonts w:ascii="Lato" w:eastAsiaTheme="majorEastAsia" w:hAnsi="Lato"/>
+          <w:b/>
+          <w:bCs/>
           <w:color w:val="273540"/>
         </w:rPr>
-        <w:t xml:space="preserve">Create the JS </w:t>
+        <w:t>For the temperature, use an if statement to check the scale parameter. If it is "C", convert the temperature to Fahrenheit using the formula: Fahrenheit = (Celsius * 9/5) + 32. If it is "F", convert the temperature to Celsius using the formula: Celsius = (Fahrenheit - 32) * 5/9.</w:t>
       </w:r>
-      <w:proofErr w:type="gramStart"/>
-      <w:r>
-        <w:rPr>
-          <w:rStyle w:val="Strong"/>
-          <w:rFonts w:ascii="Lato" w:eastAsiaTheme="majorEastAsia" w:hAnsi="Lato"/>
-          <w:color w:val="273540"/>
-        </w:rPr>
-        <w:t>file:assignment2.js</w:t>
-      </w:r>
-      <w:proofErr w:type="gramEnd"/>
     </w:p>
     <w:p>
       <w:pPr>
@@ -223,48 +218,30 @@
           <w:ilvl w:val="0"/>
           <w:numId w:val="4"/>
         </w:numPr>
-        <w:shd w:val="clear" w:color="auto" w:fill="FFFFFF"/>
-        <w:spacing w:before="180" w:beforeAutospacing="0" w:after="180" w:afterAutospacing="0"/>
         <w:rPr>
-          <w:rFonts w:ascii="Lato" w:hAnsi="Lato"/>
+          <w:rFonts w:ascii="Lato" w:eastAsiaTheme="majorEastAsia" w:hAnsi="Lato"/>
+          <w:b/>
+          <w:bCs/>
           <w:color w:val="273540"/>
         </w:rPr>
       </w:pPr>
       <w:r>
         <w:rPr>
-          <w:rFonts w:ascii="Lato" w:hAnsi="Lato"/>
+          <w:rFonts w:ascii="Lato" w:eastAsiaTheme="majorEastAsia" w:hAnsi="Lato"/>
+          <w:b/>
+          <w:bCs/>
           <w:color w:val="273540"/>
         </w:rPr>
-        <w:t xml:space="preserve">Create a JavaScript program that converts </w:t>
-      </w:r>
-      <w:proofErr w:type="gramStart"/>
-      <w:r>
-        <w:rPr>
-          <w:rFonts w:ascii="Lato" w:hAnsi="Lato"/>
-          <w:color w:val="273540"/>
-        </w:rPr>
-        <w:t>a temperature</w:t>
-      </w:r>
-      <w:proofErr w:type="gramEnd"/>
-      <w:r>
-        <w:rPr>
-          <w:rFonts w:ascii="Lato" w:hAnsi="Lato"/>
-          <w:color w:val="273540"/>
-        </w:rPr>
-        <w:t xml:space="preserve"> from Celsius to Fahrenheit.</w:t>
+        <w:t>Display the converted temperature on the HTML.</w:t>
       </w:r>
     </w:p>
     <w:p>
       <w:pPr>
-        <w:pStyle w:val="ListParagraph"/>
-        <w:numPr>
-          <w:ilvl w:val="0"/>
-          <w:numId w:val="4"/>
-        </w:numPr>
-      </w:pPr>
-      <w:r>
-        <w:t>Use console.log to output the completed story to the console.</w:t>
-      </w:r>
+        <w:pStyle w:val="NormalWeb"/>
+        <w:shd w:val="clear" w:color="auto" w:fill="FFFFFF"/>
+        <w:spacing w:before="180" w:beforeAutospacing="0" w:after="180" w:afterAutospacing="0"/>
+        <w:ind w:left="1080"/>
+      </w:pPr>
     </w:p>
     <w:sectPr>
       <w:pgSz w:w="12240" w:h="15840"/>
@@ -279,6 +256,119 @@
 <file path=word/numbering.xml><?xml version="1.0" encoding="utf-8"?>
 <w:numbering xmlns:wpc="http://schemas.microsoft.com/office/word/2010/wordprocessingCanvas" xmlns:cx="http://schemas.microsoft.com/office/drawing/2014/chartex" xmlns:cx1="http://schemas.microsoft.com/office/drawing/2015/9/8/chartex" xmlns:cx2="http://schemas.microsoft.com/office/drawing/2015/10/21/chartex" xmlns:cx3="http://schemas.microsoft.com/office/drawing/2016/5/9/chartex" xmlns:cx4="http://schemas.microsoft.com/office/drawing/2016/5/10/chartex" xmlns:cx5="http://schemas.microsoft.com/office/drawing/2016/5/11/chartex" xmlns:cx6="http://schemas.microsoft.com/office/drawing/2016/5/12/chartex" xmlns:cx7="http://schemas.microsoft.com/office/drawing/2016/5/13/chartex" xmlns:cx8="http://schemas.microsoft.com/office/drawing/2016/5/14/chartex" xmlns:mc="http://schemas.openxmlformats.org/markup-compatibility/2006" xmlns:aink="http://schemas.microsoft.com/office/drawing/2016/ink" xmlns:am3d="http://schemas.microsoft.com/office/drawing/2017/model3d" xmlns:o="urn:schemas-microsoft-com:office:office" xmlns:oel="http://schemas.microsoft.com/office/2019/extlst" xmlns:r="http://schemas.openxmlformats.org/officeDocument/2006/relationships" xmlns:m="http://schemas.openxmlformats.org/officeDocument/2006/math" xmlns:v="urn:schemas-microsoft-com:vml" xmlns:wp14="http://schemas.microsoft.com/office/word/2010/wordprocessingDrawing" xmlns:wp="http://schemas.openxmlformats.org/drawingml/2006/wordprocessingDrawing" xmlns:w10="urn:schemas-microsoft-com:office:word" xmlns:w="http://schemas.openxmlformats.org/wordprocessingml/2006/main" xmlns:w14="http://schemas.microsoft.com/office/word/2010/wordml" xmlns:w15="http://schemas.microsoft.com/office/word/2012/wordml" xmlns:w16cex="http://schemas.microsoft.com/office/word/2018/wordml/cex" xmlns:w16cid="http://schemas.microsoft.com/office/word/2016/wordml/cid" xmlns:w16="http://schemas.microsoft.com/office/word/2018/wordml" xmlns:w16du="http://schemas.microsoft.com/office/word/2023/wordml/word16du" xmlns:w16sdtdh="http://schemas.microsoft.com/office/word/2020/wordml/sdtdatahash" xmlns:w16sdtfl="http://schemas.microsoft.com/office/word/2024/wordml/sdtformatlock" xmlns:w16se="http://schemas.microsoft.com/office/word/2015/wordml/symex" xmlns:wpg="http://schemas.microsoft.com/office/word/2010/wordprocessingGroup" xmlns:wpi="http://schemas.microsoft.com/office/word/2010/wordprocessingInk" xmlns:wne="http://schemas.microsoft.com/office/word/2006/wordml" xmlns:wps="http://schemas.microsoft.com/office/word/2010/wordprocessingShape" mc:Ignorable="w14 w15 w16se w16cid w16 w16cex w16sdtdh w16sdtfl w16du wp14">
   <w:abstractNum w:abstractNumId="0" w15:restartNumberingAfterBreak="0">
+    <w:nsid w:val="032E3ABA"/>
+    <w:multiLevelType w:val="multilevel"/>
+    <w:tmpl w:val="55842704"/>
+    <w:lvl w:ilvl="0">
+      <w:start w:val="1"/>
+      <w:numFmt w:val="decimal"/>
+      <w:lvlText w:val="%1."/>
+      <w:lvlJc w:val="left"/>
+      <w:pPr>
+        <w:tabs>
+          <w:tab w:val="num" w:pos="720"/>
+        </w:tabs>
+        <w:ind w:left="720" w:hanging="360"/>
+      </w:pPr>
+    </w:lvl>
+    <w:lvl w:ilvl="1" w:tentative="1">
+      <w:start w:val="1"/>
+      <w:numFmt w:val="decimal"/>
+      <w:lvlText w:val="%2."/>
+      <w:lvlJc w:val="left"/>
+      <w:pPr>
+        <w:tabs>
+          <w:tab w:val="num" w:pos="1440"/>
+        </w:tabs>
+        <w:ind w:left="1440" w:hanging="360"/>
+      </w:pPr>
+    </w:lvl>
+    <w:lvl w:ilvl="2" w:tentative="1">
+      <w:start w:val="1"/>
+      <w:numFmt w:val="decimal"/>
+      <w:lvlText w:val="%3."/>
+      <w:lvlJc w:val="left"/>
+      <w:pPr>
+        <w:tabs>
+          <w:tab w:val="num" w:pos="2160"/>
+        </w:tabs>
+        <w:ind w:left="2160" w:hanging="360"/>
+      </w:pPr>
+    </w:lvl>
+    <w:lvl w:ilvl="3" w:tentative="1">
+      <w:start w:val="1"/>
+      <w:numFmt w:val="decimal"/>
+      <w:lvlText w:val="%4."/>
+      <w:lvlJc w:val="left"/>
+      <w:pPr>
+        <w:tabs>
+          <w:tab w:val="num" w:pos="2880"/>
+        </w:tabs>
+        <w:ind w:left="2880" w:hanging="360"/>
+      </w:pPr>
+    </w:lvl>
+    <w:lvl w:ilvl="4" w:tentative="1">
+      <w:start w:val="1"/>
+      <w:numFmt w:val="decimal"/>
+      <w:lvlText w:val="%5."/>
+      <w:lvlJc w:val="left"/>
+      <w:pPr>
+        <w:tabs>
+          <w:tab w:val="num" w:pos="3600"/>
+        </w:tabs>
+        <w:ind w:left="3600" w:hanging="360"/>
+      </w:pPr>
+    </w:lvl>
+    <w:lvl w:ilvl="5" w:tentative="1">
+      <w:start w:val="1"/>
+      <w:numFmt w:val="decimal"/>
+      <w:lvlText w:val="%6."/>
+      <w:lvlJc w:val="left"/>
+      <w:pPr>
+        <w:tabs>
+          <w:tab w:val="num" w:pos="4320"/>
+        </w:tabs>
+        <w:ind w:left="4320" w:hanging="360"/>
+      </w:pPr>
+    </w:lvl>
+    <w:lvl w:ilvl="6" w:tentative="1">
+      <w:start w:val="1"/>
+      <w:numFmt w:val="decimal"/>
+      <w:lvlText w:val="%7."/>
+      <w:lvlJc w:val="left"/>
+      <w:pPr>
+        <w:tabs>
+          <w:tab w:val="num" w:pos="5040"/>
+        </w:tabs>
+        <w:ind w:left="5040" w:hanging="360"/>
+      </w:pPr>
+    </w:lvl>
+    <w:lvl w:ilvl="7" w:tentative="1">
+      <w:start w:val="1"/>
+      <w:numFmt w:val="decimal"/>
+      <w:lvlText w:val="%8."/>
+      <w:lvlJc w:val="left"/>
+      <w:pPr>
+        <w:tabs>
+          <w:tab w:val="num" w:pos="5760"/>
+        </w:tabs>
+        <w:ind w:left="5760" w:hanging="360"/>
+      </w:pPr>
+    </w:lvl>
+    <w:lvl w:ilvl="8" w:tentative="1">
+      <w:start w:val="1"/>
+      <w:numFmt w:val="decimal"/>
+      <w:lvlText w:val="%9."/>
+      <w:lvlJc w:val="left"/>
+      <w:pPr>
+        <w:tabs>
+          <w:tab w:val="num" w:pos="6480"/>
+        </w:tabs>
+        <w:ind w:left="6480" w:hanging="360"/>
+      </w:pPr>
+    </w:lvl>
+  </w:abstractNum>
+  <w:abstractNum w:abstractNumId="1" w15:restartNumberingAfterBreak="0">
     <w:nsid w:val="24272DEB"/>
     <w:multiLevelType w:val="multilevel"/>
     <w:tmpl w:val="A0D0B2A0"/>
@@ -391,7 +481,7 @@
       </w:pPr>
     </w:lvl>
   </w:abstractNum>
-  <w:abstractNum w:abstractNumId="1" w15:restartNumberingAfterBreak="0">
+  <w:abstractNum w:abstractNumId="2" w15:restartNumberingAfterBreak="0">
     <w:nsid w:val="32CA231A"/>
     <w:multiLevelType w:val="hybridMultilevel"/>
     <w:tmpl w:val="DB5041C0"/>
@@ -504,7 +594,7 @@
       </w:rPr>
     </w:lvl>
   </w:abstractNum>
-  <w:abstractNum w:abstractNumId="2" w15:restartNumberingAfterBreak="0">
+  <w:abstractNum w:abstractNumId="3" w15:restartNumberingAfterBreak="0">
     <w:nsid w:val="37AD2D7F"/>
     <w:multiLevelType w:val="hybridMultilevel"/>
     <w:tmpl w:val="2C66BB7C"/>
@@ -617,7 +707,7 @@
       </w:rPr>
     </w:lvl>
   </w:abstractNum>
-  <w:abstractNum w:abstractNumId="3" w15:restartNumberingAfterBreak="0">
+  <w:abstractNum w:abstractNumId="4" w15:restartNumberingAfterBreak="0">
     <w:nsid w:val="4F553202"/>
     <w:multiLevelType w:val="multilevel"/>
     <w:tmpl w:val="0B982146"/>
@@ -760,16 +850,19 @@
     </w:lvl>
   </w:abstractNum>
   <w:num w:numId="1" w16cid:durableId="1908803693">
+    <w:abstractNumId w:val="4"/>
+  </w:num>
+  <w:num w:numId="2" w16cid:durableId="350959703">
+    <w:abstractNumId w:val="1"/>
+  </w:num>
+  <w:num w:numId="3" w16cid:durableId="1113592233">
     <w:abstractNumId w:val="3"/>
   </w:num>
-  <w:num w:numId="2" w16cid:durableId="350959703">
-    <w:abstractNumId w:val="0"/>
-  </w:num>
-  <w:num w:numId="3" w16cid:durableId="1113592233">
+  <w:num w:numId="4" w16cid:durableId="1294868027">
     <w:abstractNumId w:val="2"/>
   </w:num>
-  <w:num w:numId="4" w16cid:durableId="1294868027">
-    <w:abstractNumId w:val="1"/>
+  <w:num w:numId="5" w16cid:durableId="59180931">
+    <w:abstractNumId w:val="0"/>
   </w:num>
 </w:numbering>
 </file>
@@ -1741,7 +1834,6 @@
     <w:name w:val="Normal (Web)"/>
     <w:basedOn w:val="Normal"/>
     <w:uiPriority w:val="99"/>
-    <w:semiHidden/>
     <w:unhideWhenUsed/>
     <w:rsid w:val="0055710D"/>
     <w:pPr>
